--- a/Employee Management System.docx
+++ b/Employee Management System.docx
@@ -510,10 +510,162 @@
     </w:p>
     <w:p>
       <w:pPr>
-        <w:pStyle w:val="ListParagraph"/>
-        <w:numPr>
-          <w:ilvl w:val="0"/>
-          <w:numId w:val="2"/>
+        <w:rPr>
+          <w:sz w:val="32"/>
+        </w:rPr>
+      </w:pPr>
+    </w:p>
+    <w:p>
+      <w:pPr>
+        <w:rPr>
+          <w:sz w:val="32"/>
+        </w:rPr>
+      </w:pPr>
+    </w:p>
+    <w:p>
+      <w:pPr>
+        <w:rPr>
+          <w:sz w:val="32"/>
+        </w:rPr>
+      </w:pPr>
+    </w:p>
+    <w:p>
+      <w:pPr>
+        <w:rPr>
+          <w:sz w:val="32"/>
+        </w:rPr>
+      </w:pPr>
+    </w:p>
+    <w:p>
+      <w:pPr>
+        <w:rPr>
+          <w:sz w:val="32"/>
+        </w:rPr>
+      </w:pPr>
+    </w:p>
+    <w:p>
+      <w:pPr>
+        <w:rPr>
+          <w:sz w:val="32"/>
+        </w:rPr>
+      </w:pPr>
+    </w:p>
+    <w:p>
+      <w:pPr>
+        <w:rPr>
+          <w:sz w:val="32"/>
+        </w:rPr>
+      </w:pPr>
+    </w:p>
+    <w:p>
+      <w:pPr>
+        <w:rPr>
+          <w:sz w:val="32"/>
+        </w:rPr>
+      </w:pPr>
+    </w:p>
+    <w:p>
+      <w:pPr>
+        <w:rPr>
+          <w:sz w:val="32"/>
+        </w:rPr>
+      </w:pPr>
+    </w:p>
+    <w:p>
+      <w:pPr>
+        <w:rPr>
+          <w:sz w:val="32"/>
+        </w:rPr>
+      </w:pPr>
+    </w:p>
+    <w:p>
+      <w:pPr>
+        <w:rPr>
+          <w:sz w:val="32"/>
+        </w:rPr>
+      </w:pPr>
+    </w:p>
+    <w:p>
+      <w:pPr>
+        <w:rPr>
+          <w:sz w:val="32"/>
+        </w:rPr>
+      </w:pPr>
+    </w:p>
+    <w:p>
+      <w:pPr>
+        <w:rPr>
+          <w:sz w:val="32"/>
+        </w:rPr>
+      </w:pPr>
+    </w:p>
+    <w:p>
+      <w:pPr>
+        <w:rPr>
+          <w:sz w:val="32"/>
+        </w:rPr>
+      </w:pPr>
+    </w:p>
+    <w:p>
+      <w:pPr>
+        <w:rPr>
+          <w:sz w:val="32"/>
+        </w:rPr>
+      </w:pPr>
+    </w:p>
+    <w:p>
+      <w:pPr>
+        <w:rPr>
+          <w:sz w:val="32"/>
+        </w:rPr>
+      </w:pPr>
+    </w:p>
+    <w:p>
+      <w:pPr>
+        <w:rPr>
+          <w:sz w:val="32"/>
+        </w:rPr>
+      </w:pPr>
+    </w:p>
+    <w:p>
+      <w:pPr>
+        <w:rPr>
+          <w:sz w:val="32"/>
+        </w:rPr>
+      </w:pPr>
+    </w:p>
+    <w:p>
+      <w:pPr>
+        <w:rPr>
+          <w:sz w:val="32"/>
+        </w:rPr>
+      </w:pPr>
+    </w:p>
+    <w:p>
+      <w:pPr>
+        <w:pStyle w:val="ListParagraph"/>
+        <w:numPr>
+          <w:ilvl w:val="0"/>
+          <w:numId w:val="3"/>
+        </w:numPr>
+        <w:rPr>
+          <w:sz w:val="32"/>
+        </w:rPr>
+      </w:pPr>
+      <w:r>
+        <w:rPr>
+          <w:sz w:val="32"/>
+        </w:rPr>
+        <w:lastRenderedPageBreak/>
+        <w:t>Project Planning</w:t>
+      </w:r>
+    </w:p>
+    <w:p>
+      <w:pPr>
+        <w:pStyle w:val="ListParagraph"/>
+        <w:numPr>
+          <w:ilvl w:val="0"/>
+          <w:numId w:val="3"/>
         </w:numPr>
         <w:rPr>
           <w:sz w:val="32"/>
@@ -712,11 +864,103 @@
       </w:pPr>
     </w:lvl>
   </w:abstractNum>
+  <w:abstractNum w:abstractNumId="2">
+    <w:nsid w:val="7D8C3CA2"/>
+    <w:multiLevelType w:val="hybridMultilevel"/>
+    <w:tmpl w:val="540E1B34"/>
+    <w:lvl w:ilvl="0" w:tplc="8EB2EB02">
+      <w:start w:val="1"/>
+      <w:numFmt w:val="decimalZero"/>
+      <w:lvlText w:val="%1."/>
+      <w:lvlJc w:val="left"/>
+      <w:pPr>
+        <w:ind w:left="765" w:hanging="405"/>
+      </w:pPr>
+      <w:rPr>
+        <w:rFonts w:hint="default"/>
+      </w:rPr>
+    </w:lvl>
+    <w:lvl w:ilvl="1" w:tplc="04090019" w:tentative="1">
+      <w:start w:val="1"/>
+      <w:numFmt w:val="lowerLetter"/>
+      <w:lvlText w:val="%2."/>
+      <w:lvlJc w:val="left"/>
+      <w:pPr>
+        <w:ind w:left="1440" w:hanging="360"/>
+      </w:pPr>
+    </w:lvl>
+    <w:lvl w:ilvl="2" w:tplc="0409001B" w:tentative="1">
+      <w:start w:val="1"/>
+      <w:numFmt w:val="lowerRoman"/>
+      <w:lvlText w:val="%3."/>
+      <w:lvlJc w:val="right"/>
+      <w:pPr>
+        <w:ind w:left="2160" w:hanging="180"/>
+      </w:pPr>
+    </w:lvl>
+    <w:lvl w:ilvl="3" w:tplc="0409000F" w:tentative="1">
+      <w:start w:val="1"/>
+      <w:numFmt w:val="decimal"/>
+      <w:lvlText w:val="%4."/>
+      <w:lvlJc w:val="left"/>
+      <w:pPr>
+        <w:ind w:left="2880" w:hanging="360"/>
+      </w:pPr>
+    </w:lvl>
+    <w:lvl w:ilvl="4" w:tplc="04090019" w:tentative="1">
+      <w:start w:val="1"/>
+      <w:numFmt w:val="lowerLetter"/>
+      <w:lvlText w:val="%5."/>
+      <w:lvlJc w:val="left"/>
+      <w:pPr>
+        <w:ind w:left="3600" w:hanging="360"/>
+      </w:pPr>
+    </w:lvl>
+    <w:lvl w:ilvl="5" w:tplc="0409001B" w:tentative="1">
+      <w:start w:val="1"/>
+      <w:numFmt w:val="lowerRoman"/>
+      <w:lvlText w:val="%6."/>
+      <w:lvlJc w:val="right"/>
+      <w:pPr>
+        <w:ind w:left="4320" w:hanging="180"/>
+      </w:pPr>
+    </w:lvl>
+    <w:lvl w:ilvl="6" w:tplc="0409000F" w:tentative="1">
+      <w:start w:val="1"/>
+      <w:numFmt w:val="decimal"/>
+      <w:lvlText w:val="%7."/>
+      <w:lvlJc w:val="left"/>
+      <w:pPr>
+        <w:ind w:left="5040" w:hanging="360"/>
+      </w:pPr>
+    </w:lvl>
+    <w:lvl w:ilvl="7" w:tplc="04090019" w:tentative="1">
+      <w:start w:val="1"/>
+      <w:numFmt w:val="lowerLetter"/>
+      <w:lvlText w:val="%8."/>
+      <w:lvlJc w:val="left"/>
+      <w:pPr>
+        <w:ind w:left="5760" w:hanging="360"/>
+      </w:pPr>
+    </w:lvl>
+    <w:lvl w:ilvl="8" w:tplc="0409001B" w:tentative="1">
+      <w:start w:val="1"/>
+      <w:numFmt w:val="lowerRoman"/>
+      <w:lvlText w:val="%9."/>
+      <w:lvlJc w:val="right"/>
+      <w:pPr>
+        <w:ind w:left="6480" w:hanging="180"/>
+      </w:pPr>
+    </w:lvl>
+  </w:abstractNum>
   <w:num w:numId="1">
     <w:abstractNumId w:val="1"/>
   </w:num>
   <w:num w:numId="2">
     <w:abstractNumId w:val="0"/>
+  </w:num>
+  <w:num w:numId="3">
+    <w:abstractNumId w:val="2"/>
   </w:num>
 </w:numbering>
 </file>
@@ -880,6 +1124,7 @@
   <w:style w:type="paragraph" w:default="1" w:styleId="Normal">
     <w:name w:val="Normal"/>
     <w:qFormat/>
+    <w:rsid w:val="009F0973"/>
   </w:style>
   <w:style w:type="character" w:default="1" w:styleId="DefaultParagraphFont">
     <w:name w:val="Default Paragraph Font"/>
